--- a/book/word/Chapter 15 - The Cameras on the Interstate.docx
+++ b/book/word/Chapter 15 - The Cameras on the Interstate.docx
@@ -495,13 +495,19 @@
         <w:t xml:space="preserve">State v. LaBranche</w:t>
       </w:r>
       <w:r>
-        <w:t xml:space="preserve">, Court of Appeal of</w:t>
-      </w:r>
-      <w:r>
-        <w:t xml:space="preserve"> </w:t>
-      </w:r>
-      <w:r>
-        <w:t xml:space="preserve">Louisiana, Fifth Circuit (2025); FindLaw case ID 118267251.</w:t>
+        <w:t xml:space="preserve">, No. 25-KA-184 (La. App. 5</w:t>
+      </w:r>
+      <w:r>
+        <w:t xml:space="preserve"> </w:t>
+      </w:r>
+      <w:r>
+        <w:t xml:space="preserve">Cir. 2025), Court of Appeal of Louisiana, Fifth Circuit; FindLaw case ID</w:t>
+      </w:r>
+      <w:r>
+        <w:t xml:space="preserve"> </w:t>
+      </w:r>
+      <w:r>
+        <w:t xml:space="preserve">118267251.</w:t>
       </w:r>
       <w:r>
         <w:t xml:space="preserve"> </w:t>
@@ -539,13 +545,19 @@
         <w:t xml:space="preserve"> </w:t>
       </w:r>
       <w:r>
-        <w:t xml:space="preserve">opinion. (Confirm the exact So. 3d reporter citation before print; cite by court</w:t>
-      </w:r>
-      <w:r>
-        <w:t xml:space="preserve"> </w:t>
-      </w:r>
-      <w:r>
-        <w:t xml:space="preserve">and FindLaw ID until then.)</w:t>
+        <w:t xml:space="preserve">opinion. (Citation note: cite by docket No. 25-KA-184 for now; because the</w:t>
+      </w:r>
+      <w:r>
+        <w:t xml:space="preserve"> </w:t>
+      </w:r>
+      <w:r>
+        <w:t xml:space="preserve">opinion is from late 2025, a bound So. 3d page has likely not been assigned yet</w:t>
+      </w:r>
+      <w:r>
+        <w:t xml:space="preserve"> </w:t>
+      </w:r>
+      <w:r>
+        <w:t xml:space="preserve">and it may exist only as a 2025 WL slip cite. Confirm before print.)</w:t>
       </w:r>
     </w:p>
     <w:bookmarkEnd w:id="23"/>
